--- a/src/МинаковВС_КМБО-01-23_черновик.docx
+++ b/src/МинаковВС_КМБО-01-23_черновик.docx
@@ -5446,7 +5446,7 @@
                       <w:color w:val="000000" w:themeColor="text1"/>
                       <w:lang w:val="en-US"/>
                     </w:rPr>
-                    <m:t>ijθ</m:t>
+                    <m:t>-ijθ</m:t>
                   </m:r>
                 </m:sup>
               </m:sSup>
@@ -10662,7 +10662,43 @@
         <w:rPr>
           <w:rFonts w:eastAsiaTheme="minorEastAsia"/>
         </w:rPr>
-        <w:t>Поэтому последовательности образованные коэффициентами многочленов Шапиро должны иметь лучшую автокорреляцию.</w:t>
+        <w:t>Поэтому последовательности</w:t>
+      </w:r>
+      <w:r>
+        <w:rPr>
+          <w:rFonts w:eastAsiaTheme="minorEastAsia"/>
+        </w:rPr>
+        <w:t>,</w:t>
+      </w:r>
+      <w:r>
+        <w:rPr>
+          <w:rFonts w:eastAsiaTheme="minorEastAsia"/>
+        </w:rPr>
+        <w:t xml:space="preserve"> образованные коэффициентами многочленов Шапиро</w:t>
+      </w:r>
+      <w:r>
+        <w:rPr>
+          <w:rFonts w:eastAsiaTheme="minorEastAsia"/>
+        </w:rPr>
+        <w:t>,</w:t>
+      </w:r>
+      <w:r>
+        <w:rPr>
+          <w:rFonts w:eastAsiaTheme="minorEastAsia"/>
+        </w:rPr>
+        <w:t xml:space="preserve"> должны иметь </w:t>
+      </w:r>
+      <w:r>
+        <w:rPr>
+          <w:rFonts w:eastAsiaTheme="minorEastAsia"/>
+        </w:rPr>
+        <w:t>хорошую</w:t>
+      </w:r>
+      <w:r>
+        <w:rPr>
+          <w:rFonts w:eastAsiaTheme="minorEastAsia"/>
+        </w:rPr>
+        <w:t xml:space="preserve"> автокорреляцию.</w:t>
       </w:r>
       <w:r>
         <w:br w:type="page"/>
@@ -11042,7 +11078,13 @@
         </m:r>
       </m:oMath>
       <w:r>
-        <w:t xml:space="preserve"> – длина исходной последовательности. Автокорреляция последовательности может быть представлена как коэффициенты произведения многочлена, соответствующего исходной последовательности, и многочлена, соответствующего её перевёрнутой версии. Каждый из этих многочленов имеет степень </w:t>
+        <w:t xml:space="preserve"> – длина исходной последовательности. </w:t>
+      </w:r>
+      <w:r>
+        <w:t>Автокорреляция последовательности определяется коэффициентами произведения двух многочленов, соответствующих исходной последовательности и её перевёрнутой версии.</w:t>
+      </w:r>
+      <w:r>
+        <w:t xml:space="preserve"> Каждый из этих многочленов имеет степень </w:t>
       </w:r>
       <m:oMath>
         <m:r>
@@ -11148,7 +11190,6 @@
         <w:rPr>
           <w:rFonts w:cs="Times New Roman"/>
         </w:rPr>
-        <w:lastRenderedPageBreak/>
         <w:t xml:space="preserve">последовательность и её перевёрнутая версия дополняются нулями до длины </w:t>
       </w:r>
       <m:oMath>
@@ -11156,6 +11197,7 @@
           <w:rPr>
             <w:rFonts w:ascii="Cambria Math" w:hAnsi="Cambria Math" w:cs="Times New Roman"/>
           </w:rPr>
+          <w:lastRenderedPageBreak/>
           <m:t>m</m:t>
         </m:r>
       </m:oMath>
@@ -11799,95 +11841,6 @@
             </m:ctrlPr>
           </m:dPr>
           <m:e>
-            <m:sSub>
-              <m:sSubPr>
-                <m:ctrlPr>
-                  <w:rPr>
-                    <w:rFonts w:ascii="Cambria Math" w:hAnsi="Cambria Math"/>
-                    <w:i/>
-                    <w:lang w:val="en-US"/>
-                  </w:rPr>
-                </m:ctrlPr>
-              </m:sSubPr>
-              <m:e>
-                <m:r>
-                  <w:rPr>
-                    <w:rFonts w:ascii="Cambria Math" w:hAnsi="Cambria Math"/>
-                    <w:lang w:val="en-US"/>
-                  </w:rPr>
-                  <m:t>Q</m:t>
-                </m:r>
-              </m:e>
-              <m:sub>
-                <m:r>
-                  <w:rPr>
-                    <w:rFonts w:ascii="Cambria Math" w:hAnsi="Cambria Math"/>
-                    <w:lang w:val="en-US"/>
-                  </w:rPr>
-                  <m:t>n</m:t>
-                </m:r>
-                <m:r>
-                  <w:rPr>
-                    <w:rFonts w:ascii="Cambria Math" w:hAnsi="Cambria Math"/>
-                  </w:rPr>
-                  <m:t>-1</m:t>
-                </m:r>
-              </m:sub>
-            </m:sSub>
-            <m:d>
-              <m:dPr>
-                <m:ctrlPr>
-                  <w:rPr>
-                    <w:rFonts w:ascii="Cambria Math" w:hAnsi="Cambria Math"/>
-                    <w:i/>
-                    <w:lang w:val="en-US"/>
-                  </w:rPr>
-                </m:ctrlPr>
-              </m:dPr>
-              <m:e>
-                <m:sSup>
-                  <m:sSupPr>
-                    <m:ctrlPr>
-                      <w:rPr>
-                        <w:rFonts w:ascii="Cambria Math" w:hAnsi="Cambria Math"/>
-                        <w:i/>
-                        <w:lang w:val="en-US"/>
-                      </w:rPr>
-                    </m:ctrlPr>
-                  </m:sSupPr>
-                  <m:e>
-                    <m:r>
-                      <w:rPr>
-                        <w:rFonts w:ascii="Cambria Math" w:hAnsi="Cambria Math"/>
-                        <w:lang w:val="en-US"/>
-                      </w:rPr>
-                      <m:t>x</m:t>
-                    </m:r>
-                  </m:e>
-                  <m:sup>
-                    <m:r>
-                      <w:rPr>
-                        <w:rFonts w:ascii="Cambria Math" w:hAnsi="Cambria Math"/>
-                      </w:rPr>
-                      <m:t>2</m:t>
-                    </m:r>
-                  </m:sup>
-                </m:sSup>
-              </m:e>
-            </m:d>
-            <m:r>
-              <w:rPr>
-                <w:rFonts w:ascii="Cambria Math" w:hAnsi="Cambria Math"/>
-              </w:rPr>
-              <m:t>+</m:t>
-            </m:r>
-            <m:r>
-              <w:rPr>
-                <w:rFonts w:ascii="Cambria Math" w:hAnsi="Cambria Math"/>
-                <w:lang w:val="en-US"/>
-              </w:rPr>
-              <m:t>x</m:t>
-            </m:r>
             <m:sSub>
               <m:sSubPr>
                 <m:ctrlPr>
@@ -12769,6 +12722,12 @@
           <w:rPr>
             <w:rFonts w:ascii="Cambria Math" w:hAnsi="Cambria Math"/>
           </w:rPr>
+          <m:t>,</m:t>
+        </m:r>
+        <m:r>
+          <w:rPr>
+            <w:rFonts w:ascii="Cambria Math" w:hAnsi="Cambria Math"/>
+          </w:rPr>
           <m:t xml:space="preserve"> </m:t>
         </m:r>
         <m:r>
@@ -12827,16 +12786,17 @@
       <w:r>
         <w:t xml:space="preserve">, стоящий перед </w:t>
       </w:r>
-      <w:proofErr w:type="gramStart"/>
+      <w:r>
+        <w:rPr>
+          <w:lang w:val="en-US"/>
+        </w:rPr>
+        <w:t>r</w:t>
+      </w:r>
       <w:r>
         <w:t>-</w:t>
       </w:r>
       <w:r>
-        <w:t>о</w:t>
-      </w:r>
-      <w:proofErr w:type="gramEnd"/>
-      <w:r>
-        <w:t xml:space="preserve">й степенью многочлена удовлетворяет рекуррентному соотношению </w:t>
+        <w:t xml:space="preserve">ой степенью многочлена удовлетворяет рекуррентному соотношению </w:t>
       </w:r>
       <m:oMath>
         <m:sSub>
@@ -13564,7 +13524,6 @@
     </w:p>
     <w:p>
       <w:r>
-        <w:lastRenderedPageBreak/>
         <w:t>То есть</w:t>
       </w:r>
       <w:r>
@@ -13590,6 +13549,7 @@
     </w:p>
     <w:p>
       <w:r>
+        <w:lastRenderedPageBreak/>
         <w:t xml:space="preserve">Для каждого коэффициента </w:t>
       </w:r>
       <m:oMath>
@@ -13715,28 +13675,49 @@
         </m:r>
       </m:oMath>
       <w:r>
-        <w:t xml:space="preserve"> с числом 3, если результат </w:t>
+        <w:t xml:space="preserve"> с числом 3</w:t>
+      </w:r>
+      <w:r>
+        <w:t>, так как 3</w:t>
+      </w:r>
+      <w:r>
+        <w:rPr>
+          <w:vertAlign w:val="subscript"/>
+        </w:rPr>
+        <w:t xml:space="preserve">10 </w:t>
+      </w:r>
+      <w:r>
+        <w:t>= 11</w:t>
+      </w:r>
+      <w:r>
+        <w:rPr>
+          <w:vertAlign w:val="subscript"/>
+        </w:rPr>
+        <w:t>2</w:t>
+      </w:r>
+      <w:r>
+        <w:t xml:space="preserve">. Эта операция выделит два младших бита. </w:t>
+      </w:r>
+      <w:r>
+        <w:t xml:space="preserve">Если результат операции равен 3 (то есть оба бита </w:t>
       </w:r>
       <w:proofErr w:type="gramStart"/>
       <w:r>
-        <w:t>является истинным добавляем</w:t>
+        <w:t>–</w:t>
+      </w:r>
+      <w:r>
+        <w:t>е</w:t>
       </w:r>
       <w:proofErr w:type="gramEnd"/>
       <w:r>
-        <w:t xml:space="preserve"> в счётчик единицу и убираем из числа </w:t>
-      </w:r>
-      <m:oMath>
-        <m:r>
-          <m:rPr>
-            <m:sty m:val="bi"/>
-          </m:rPr>
-          <w:rPr>
-            <w:rFonts w:ascii="Cambria Math" w:hAnsi="Cambria Math"/>
-            <w:lang w:val="en-US"/>
-          </w:rPr>
-          <m:t>k</m:t>
-        </m:r>
-      </m:oMath>
+        <w:t>диницы), значение счётчика увеличивается на единицу</w:t>
+      </w:r>
+      <w:r>
+        <w:t xml:space="preserve"> и убира</w:t>
+      </w:r>
+      <w:r>
+        <w:t>ется</w:t>
+      </w:r>
       <w:r>
         <w:t xml:space="preserve"> последний бит. Продолжаем те же действия пока </w:t>
       </w:r>
@@ -18944,6 +18925,9 @@
     <w:p>
       <w:pPr>
         <w:pStyle w:val="ab"/>
+        <w:rPr>
+          <w:lang w:val="ru-RU"/>
+        </w:rPr>
       </w:pPr>
       <w:r>
         <w:t xml:space="preserve">        </w:t>
@@ -19054,34 +19038,47 @@
       <w:r>
         <w:rPr>
           <w:color w:val="098658"/>
+          <w:lang w:val="ru-RU"/>
         </w:rPr>
         <w:t>1</w:t>
       </w:r>
       <w:r>
+        <w:rPr>
+          <w:lang w:val="ru-RU"/>
+        </w:rPr>
         <w:t xml:space="preserve"> </w:t>
       </w:r>
       <w:r>
         <w:rPr>
           <w:color w:val="000000"/>
+          <w:lang w:val="ru-RU"/>
         </w:rPr>
         <w:t>:</w:t>
       </w:r>
       <w:r>
+        <w:rPr>
+          <w:lang w:val="ru-RU"/>
+        </w:rPr>
         <w:t xml:space="preserve"> </w:t>
       </w:r>
       <w:r>
         <w:rPr>
           <w:color w:val="000000"/>
+          <w:lang w:val="ru-RU"/>
         </w:rPr>
         <w:t>-</w:t>
       </w:r>
       <w:r>
         <w:rPr>
           <w:color w:val="098658"/>
+          <w:lang w:val="ru-RU"/>
         </w:rPr>
         <w:t>1</w:t>
       </w:r>
       <w:r>
+        <w:rPr>
+          <w:lang w:val="ru-RU"/>
+        </w:rPr>
         <w:t>);</w:t>
       </w:r>
     </w:p>
@@ -19096,12 +19093,18 @@
         <w:t> </w:t>
       </w:r>
       <w:r>
+        <w:rPr>
+          <w:lang w:val="ru-RU"/>
+        </w:rPr>
         <w:t xml:space="preserve"> </w:t>
       </w:r>
       <w:r>
         <w:t> </w:t>
       </w:r>
       <w:r>
+        <w:rPr>
+          <w:lang w:val="ru-RU"/>
+        </w:rPr>
         <w:t xml:space="preserve"> </w:t>
       </w:r>
       <w:r>
@@ -21428,7 +21431,6 @@
       <w:r>
         <w:t xml:space="preserve">Для оценки практической эффективности последовательностей Шапиро было проведено имитационное моделирование процесса радиолокационного обнаружения, описанное в ноутбуке </w:t>
       </w:r>
-      <w:bookmarkStart w:id="16" w:name="_GoBack"/>
       <w:proofErr w:type="spellStart"/>
       <w:r>
         <w:rPr>
@@ -21436,30 +21438,15 @@
         </w:rPr>
         <w:t>radar_echo_simulation.ipynb</w:t>
       </w:r>
-      <w:bookmarkEnd w:id="16"/>
       <w:proofErr w:type="spellEnd"/>
       <w:r>
         <w:t>.</w:t>
       </w:r>
       <w:r>
-        <w:t xml:space="preserve"> </w:t>
-      </w:r>
-      <w:r>
-        <w:t xml:space="preserve">Основная цель эксперимента заключалась в обнаружении целей, что является ключевой задачей при использовании </w:t>
-      </w:r>
-      <w:r>
-        <w:t>рассматриваемых</w:t>
-      </w:r>
-      <w:r>
-        <w:t xml:space="preserve"> последовательностей.</w:t>
+        <w:t xml:space="preserve"> Основная цель эксперимента заключалась в обнаружении целей, что является ключевой задачей при использовании рассматриваемых последовательностей.</w:t>
       </w:r>
     </w:p>
     <w:p>
-      <w:pPr>
-        <w:rPr>
-          <w:lang w:val="en-US"/>
-        </w:rPr>
-      </w:pPr>
       <w:r>
         <w:t xml:space="preserve">В эксперименте проводился подбор оптимального относительного порога детектора для последовательностей Шапиро и случайных последовательностей. </w:t>
       </w:r>
@@ -21553,14 +21540,7 @@
               <w:rFonts w:ascii="Cambria Math" w:hAnsi="Cambria Math"/>
               <w:lang w:val="en-US"/>
             </w:rPr>
-            <m:t xml:space="preserve"> ∙</m:t>
-          </m:r>
-          <m:r>
-            <w:rPr>
-              <w:rFonts w:ascii="Cambria Math" w:hAnsi="Cambria Math"/>
-              <w:lang w:val="en-US"/>
-            </w:rPr>
-            <m:t xml:space="preserve"> max(|corr|),</m:t>
+            <m:t xml:space="preserve"> ∙ max(|corr|),</m:t>
           </m:r>
         </m:oMath>
       </m:oMathPara>
@@ -22103,13 +22083,7 @@
         <w:t>;</w:t>
       </w:r>
       <w:r>
-        <w:t xml:space="preserve"> уровень шума 1, что </w:t>
-      </w:r>
-      <w:r>
-        <w:t>соответствует шуму с амплитудой, сопоставим</w:t>
-      </w:r>
-      <w:r>
-        <w:t>ой с сигналами отражённых целей</w:t>
+        <w:t xml:space="preserve"> уровень шума 1, что соответствует шуму с амплитудой, сопоставимой с сигналами отражённых целей</w:t>
       </w:r>
       <w:r>
         <w:t>;</w:t>
@@ -22136,6 +22110,10 @@
         <w:jc w:val="center"/>
       </w:pPr>
       <w:r>
+        <w:rPr>
+          <w:noProof/>
+          <w:lang w:eastAsia="ru-RU"/>
+        </w:rPr>
         <w:drawing>
           <wp:inline distT="0" distB="0" distL="0" distR="0" wp14:anchorId="0FB196C3" wp14:editId="28B24338">
             <wp:extent cx="6120130" cy="2456516"/>
@@ -22558,12 +22536,12 @@
       <w:pPr>
         <w:pStyle w:val="a6"/>
       </w:pPr>
-      <w:bookmarkStart w:id="17" w:name="_Toc212198405"/>
+      <w:bookmarkStart w:id="16" w:name="_Toc212198405"/>
       <w:r>
         <w:lastRenderedPageBreak/>
         <w:t>Заключение</w:t>
       </w:r>
-      <w:bookmarkEnd w:id="17"/>
+      <w:bookmarkEnd w:id="16"/>
     </w:p>
     <w:p>
       <w:pPr>
@@ -22696,22 +22674,7 @@
             <w:rStyle w:val="aa"/>
             <w:color w:val="000000" w:themeColor="text1"/>
           </w:rPr>
-          <w:t>.</w:t>
-        </w:r>
-        <w:r>
-          <w:rPr>
-            <w:rStyle w:val="aa"/>
-            <w:color w:val="000000" w:themeColor="text1"/>
-            <w:lang w:val="en-US"/>
-          </w:rPr>
-          <w:t>com</w:t>
-        </w:r>
-        <w:r>
-          <w:rPr>
-            <w:rStyle w:val="aa"/>
-            <w:color w:val="000000" w:themeColor="text1"/>
-          </w:rPr>
-          <w:t>/</w:t>
+          <w:t xml:space="preserve">: </w:t>
         </w:r>
         <w:proofErr w:type="spellStart"/>
         <w:r>
@@ -22720,7 +22683,23 @@
             <w:color w:val="000000" w:themeColor="text1"/>
             <w:lang w:val="en-US"/>
           </w:rPr>
-          <w:t>asardinka</w:t>
+          <w:t>as</w:t>
+        </w:r>
+        <w:r>
+          <w:rPr>
+            <w:rStyle w:val="aa"/>
+            <w:color w:val="000000" w:themeColor="text1"/>
+            <w:lang w:val="en-US"/>
+          </w:rPr>
+          <w:t>a</w:t>
+        </w:r>
+        <w:r>
+          <w:rPr>
+            <w:rStyle w:val="aa"/>
+            <w:color w:val="000000" w:themeColor="text1"/>
+            <w:lang w:val="en-US"/>
+          </w:rPr>
+          <w:t>rdinka</w:t>
         </w:r>
         <w:proofErr w:type="spellEnd"/>
       </w:hyperlink>
@@ -22735,6 +22714,8 @@
       <w:r>
         <w:br w:type="page"/>
       </w:r>
+      <w:bookmarkStart w:id="17" w:name="_GoBack"/>
+      <w:bookmarkEnd w:id="17"/>
     </w:p>
     <w:p>
       <w:pPr>
@@ -23351,6 +23332,7 @@
         <w:docPartUnique/>
       </w:docPartObj>
     </w:sdtPr>
+    <w:sdtEndPr/>
     <w:sdtContent>
       <w:p>
         <w:pPr>
@@ -26104,7 +26086,7 @@
 </file>
 
 <file path=customXml/itemProps1.xml><?xml version="1.0" encoding="utf-8"?>
-<ds:datastoreItem xmlns:ds="http://schemas.openxmlformats.org/officeDocument/2006/customXml" ds:itemID="{0534416C-7F5A-4CCD-8EB6-1875552B9F20}">
+<ds:datastoreItem xmlns:ds="http://schemas.openxmlformats.org/officeDocument/2006/customXml" ds:itemID="{128B5100-EAFC-4597-8C6C-C7DD99C81A49}">
   <ds:schemaRefs>
     <ds:schemaRef ds:uri="http://schemas.openxmlformats.org/officeDocument/2006/bibliography"/>
   </ds:schemaRefs>
